--- a/CO2 AT1.docx
+++ b/CO2 AT1.docx
@@ -4,6 +4,111 @@
   <w:body>
     <w:p>
       <w:pPr>
+        <w:jc w:val="center"/>
+        <w:rPr>
+          <w:b/>
+          <w:bCs/>
+          <w:sz w:val="28"/>
+          <w:szCs w:val="28"/>
+        </w:rPr>
+      </w:pPr>
+      <w:r>
+        <w:rPr>
+          <w:b/>
+          <w:bCs/>
+          <w:sz w:val="28"/>
+          <w:szCs w:val="28"/>
+        </w:rPr>
+        <w:t>CO</w:t>
+      </w:r>
+      <w:r>
+        <w:rPr>
+          <w:b/>
+          <w:bCs/>
+          <w:sz w:val="28"/>
+          <w:szCs w:val="28"/>
+        </w:rPr>
+        <w:t>2</w:t>
+      </w:r>
+      <w:r>
+        <w:rPr>
+          <w:b/>
+          <w:bCs/>
+          <w:sz w:val="28"/>
+          <w:szCs w:val="28"/>
+        </w:rPr>
+        <w:t xml:space="preserve"> AT1</w:t>
+      </w:r>
+    </w:p>
+    <w:p>
+      <w:r>
+        <w:rPr>
+          <w:b/>
+          <w:bCs/>
+        </w:rPr>
+        <w:t xml:space="preserve">NAME: </w:t>
+      </w:r>
+      <w:r>
+        <w:t>P Sai Rakesh Reddy</w:t>
+      </w:r>
+    </w:p>
+    <w:p>
+      <w:pPr>
+        <w:rPr>
+          <w:b/>
+          <w:bCs/>
+        </w:rPr>
+      </w:pPr>
+      <w:r>
+        <w:rPr>
+          <w:b/>
+          <w:bCs/>
+        </w:rPr>
+        <w:t xml:space="preserve">REG NO: </w:t>
+      </w:r>
+      <w:r>
+        <w:t>192365060</w:t>
+      </w:r>
+    </w:p>
+    <w:p>
+      <w:pPr>
+        <w:rPr>
+          <w:b/>
+          <w:bCs/>
+        </w:rPr>
+      </w:pPr>
+      <w:r>
+        <w:rPr>
+          <w:b/>
+          <w:bCs/>
+        </w:rPr>
+        <w:t xml:space="preserve">COURSE CODE: </w:t>
+      </w:r>
+      <w:r>
+        <w:t>CSA09</w:t>
+      </w:r>
+      <w:r>
+        <w:t>18</w:t>
+      </w:r>
+    </w:p>
+    <w:p>
+      <w:pPr>
+        <w:rPr>
+          <w:b/>
+          <w:bCs/>
+        </w:rPr>
+      </w:pPr>
+    </w:p>
+    <w:p>
+      <w:pPr>
+        <w:rPr>
+          <w:b/>
+          <w:bCs/>
+        </w:rPr>
+      </w:pPr>
+    </w:p>
+    <w:p>
+      <w:pPr>
         <w:rPr>
           <w:b/>
           <w:bCs/>
@@ -521,6 +626,7 @@
           <w:b/>
           <w:bCs/>
         </w:rPr>
+        <w:lastRenderedPageBreak/>
         <w:t xml:space="preserve">                                safe(currency) + "|" +</w:t>
       </w:r>
     </w:p>
@@ -660,7 +766,6 @@
           <w:b/>
           <w:bCs/>
         </w:rPr>
-        <w:lastRenderedPageBreak/>
         <w:t xml:space="preserve">    private static String </w:t>
       </w:r>
       <w:proofErr w:type="gramStart"/>
@@ -774,6 +879,12 @@
       </w:r>
     </w:p>
     <w:p>
+      <w:pPr>
+        <w:rPr>
+          <w:b/>
+          <w:bCs/>
+        </w:rPr>
+      </w:pPr>
       <w:r>
         <w:rPr>
           <w:b/>
@@ -782,702 +893,32 @@
         <w:t>}</w:t>
       </w:r>
     </w:p>
-    <w:p/>
-    <w:p/>
-    <w:p/>
-    <w:p/>
-    <w:p/>
-    <w:p/>
-    <w:p>
-      <w:pPr>
-        <w:rPr>
-          <w:b/>
-          <w:bCs/>
-        </w:rPr>
-      </w:pPr>
-      <w:r>
-        <w:rPr>
-          <w:b/>
-          <w:bCs/>
-        </w:rPr>
-        <w:t xml:space="preserve">Q) </w:t>
-      </w:r>
-      <w:r>
-        <w:rPr>
-          <w:b/>
-          <w:bCs/>
-        </w:rPr>
-        <w:t xml:space="preserve">Construct a set of test cases that distinguishes ==, </w:t>
-      </w:r>
-      <w:proofErr w:type="gramStart"/>
-      <w:r>
-        <w:rPr>
-          <w:b/>
-          <w:bCs/>
-        </w:rPr>
-        <w:t>equals(</w:t>
-      </w:r>
-      <w:proofErr w:type="gramEnd"/>
-      <w:r>
-        <w:rPr>
-          <w:b/>
-          <w:bCs/>
-        </w:rPr>
-        <w:t xml:space="preserve">), </w:t>
-      </w:r>
-      <w:proofErr w:type="spellStart"/>
-      <w:proofErr w:type="gramStart"/>
-      <w:r>
-        <w:rPr>
-          <w:b/>
-          <w:bCs/>
-        </w:rPr>
-        <w:t>equalsIgnoreCase</w:t>
-      </w:r>
-      <w:proofErr w:type="spellEnd"/>
-      <w:r>
-        <w:rPr>
-          <w:b/>
-          <w:bCs/>
-        </w:rPr>
-        <w:t>(</w:t>
-      </w:r>
-      <w:proofErr w:type="gramEnd"/>
-      <w:r>
-        <w:rPr>
-          <w:b/>
-          <w:bCs/>
-        </w:rPr>
-        <w:t xml:space="preserve">) and </w:t>
-      </w:r>
-      <w:proofErr w:type="spellStart"/>
-      <w:proofErr w:type="gramStart"/>
-      <w:r>
-        <w:rPr>
-          <w:b/>
-          <w:bCs/>
-        </w:rPr>
-        <w:t>compareTo</w:t>
-      </w:r>
-      <w:proofErr w:type="spellEnd"/>
-      <w:r>
-        <w:rPr>
-          <w:b/>
-          <w:bCs/>
-        </w:rPr>
-        <w:t>(</w:t>
-      </w:r>
-      <w:proofErr w:type="gramEnd"/>
-      <w:r>
-        <w:rPr>
-          <w:b/>
-          <w:bCs/>
-        </w:rPr>
-        <w:t>) when used with Strings.</w:t>
-      </w:r>
-    </w:p>
-    <w:p>
-      <w:pPr>
-        <w:rPr>
-          <w:b/>
-          <w:bCs/>
-        </w:rPr>
-      </w:pPr>
-    </w:p>
-    <w:p>
-      <w:pPr>
-        <w:rPr>
-          <w:b/>
-          <w:bCs/>
-        </w:rPr>
-      </w:pPr>
-      <w:r>
-        <w:rPr>
-          <w:b/>
-          <w:bCs/>
-        </w:rPr>
-        <w:t>The challenge:</w:t>
-      </w:r>
-    </w:p>
-    <w:p>
-      <w:r>
-        <w:t xml:space="preserve"> == → compares references (memory addresses).</w:t>
-      </w:r>
-    </w:p>
-    <w:p>
-      <w:proofErr w:type="gramStart"/>
-      <w:r>
-        <w:t>equals(</w:t>
-      </w:r>
-      <w:proofErr w:type="gramEnd"/>
-      <w:r>
-        <w:t>) → compares content (case-sensitive).</w:t>
-      </w:r>
-    </w:p>
-    <w:p>
-      <w:proofErr w:type="spellStart"/>
-      <w:proofErr w:type="gramStart"/>
-      <w:r>
-        <w:t>equalsIgnoreCase</w:t>
-      </w:r>
-      <w:proofErr w:type="spellEnd"/>
-      <w:r>
-        <w:t>(</w:t>
-      </w:r>
-      <w:proofErr w:type="gramEnd"/>
-      <w:r>
-        <w:t>) → compares content ignoring case.</w:t>
-      </w:r>
-    </w:p>
-    <w:p>
-      <w:proofErr w:type="spellStart"/>
-      <w:proofErr w:type="gramStart"/>
-      <w:r>
-        <w:t>compareTo</w:t>
-      </w:r>
-      <w:proofErr w:type="spellEnd"/>
-      <w:r>
-        <w:t>(</w:t>
-      </w:r>
-      <w:proofErr w:type="gramEnd"/>
-      <w:r>
-        <w:t>) → compares lexicographic order (returns negative, zero, or positive).</w:t>
-      </w:r>
-    </w:p>
-    <w:p>
-      <w:r>
-        <w:rPr>
-          <w:b/>
-          <w:bCs/>
-        </w:rPr>
-        <w:br/>
-      </w:r>
-    </w:p>
-    <w:p/>
-    <w:p>
-      <w:r>
-        <w:t>Code:</w:t>
-      </w:r>
-    </w:p>
-    <w:p>
-      <w:r>
-        <w:t xml:space="preserve">public class </w:t>
-      </w:r>
-      <w:proofErr w:type="spellStart"/>
-      <w:r>
-        <w:t>StringComparisonTest</w:t>
-      </w:r>
-      <w:proofErr w:type="spellEnd"/>
-      <w:r>
-        <w:t xml:space="preserve"> {</w:t>
-      </w:r>
-    </w:p>
-    <w:p>
-      <w:r>
-        <w:t xml:space="preserve">    public static void </w:t>
-      </w:r>
-      <w:proofErr w:type="gramStart"/>
-      <w:r>
-        <w:t>main(String[</w:t>
-      </w:r>
-      <w:proofErr w:type="gramEnd"/>
-      <w:r>
-        <w:t xml:space="preserve">] </w:t>
-      </w:r>
-      <w:proofErr w:type="spellStart"/>
-      <w:r>
-        <w:t>args</w:t>
-      </w:r>
-      <w:proofErr w:type="spellEnd"/>
-      <w:r>
-        <w:t>) {</w:t>
-      </w:r>
-    </w:p>
-    <w:p>
-      <w:r>
-        <w:t xml:space="preserve">        String s1 = "Hello";</w:t>
-      </w:r>
-    </w:p>
-    <w:p>
-      <w:r>
-        <w:t xml:space="preserve">        String s2 = "Hello";</w:t>
-      </w:r>
-    </w:p>
-    <w:p>
-      <w:r>
-        <w:t xml:space="preserve">        String s3 = new String("Hello");</w:t>
-      </w:r>
-    </w:p>
-    <w:p>
-      <w:r>
-        <w:t xml:space="preserve">        String s4 = "HELLO";</w:t>
-      </w:r>
-    </w:p>
-    <w:p>
-      <w:r>
-        <w:t xml:space="preserve">        String s5 = "World";</w:t>
-      </w:r>
-    </w:p>
-    <w:p/>
-    <w:p>
-      <w:r>
-        <w:t xml:space="preserve">        // == checks reference equality</w:t>
-      </w:r>
-    </w:p>
-    <w:p>
-      <w:r>
-        <w:t xml:space="preserve">        </w:t>
-      </w:r>
-      <w:proofErr w:type="spellStart"/>
-      <w:r>
-        <w:t>System.out.println</w:t>
-      </w:r>
-      <w:proofErr w:type="spellEnd"/>
-      <w:r>
-        <w:t>("s1 == s</w:t>
-      </w:r>
-      <w:proofErr w:type="gramStart"/>
-      <w:r>
-        <w:t>2 :</w:t>
-      </w:r>
-      <w:proofErr w:type="gramEnd"/>
-      <w:r>
-        <w:t xml:space="preserve"> " + (s1 == s2)</w:t>
-      </w:r>
-      <w:proofErr w:type="gramStart"/>
-      <w:r>
-        <w:t xml:space="preserve">);   </w:t>
-      </w:r>
-      <w:proofErr w:type="gramEnd"/>
-      <w:r>
-        <w:t>// true (same literal, interned)</w:t>
-      </w:r>
-    </w:p>
-    <w:p>
-      <w:r>
-        <w:t xml:space="preserve">        </w:t>
-      </w:r>
-      <w:proofErr w:type="spellStart"/>
-      <w:r>
-        <w:t>System.out.println</w:t>
-      </w:r>
-      <w:proofErr w:type="spellEnd"/>
-      <w:r>
-        <w:t>("s1 == s</w:t>
-      </w:r>
-      <w:proofErr w:type="gramStart"/>
-      <w:r>
-        <w:t>3 :</w:t>
-      </w:r>
-      <w:proofErr w:type="gramEnd"/>
-      <w:r>
-        <w:t xml:space="preserve"> " + (s1 == s3)</w:t>
-      </w:r>
-      <w:proofErr w:type="gramStart"/>
-      <w:r>
-        <w:t xml:space="preserve">);   </w:t>
-      </w:r>
-      <w:proofErr w:type="gramEnd"/>
-      <w:r>
-        <w:t>// false (different objects)</w:t>
-      </w:r>
-    </w:p>
-    <w:p/>
-    <w:p>
-      <w:r>
-        <w:t xml:space="preserve">        // </w:t>
-      </w:r>
-      <w:proofErr w:type="gramStart"/>
-      <w:r>
-        <w:t>equals(</w:t>
-      </w:r>
-      <w:proofErr w:type="gramEnd"/>
-      <w:r>
-        <w:t>) checks content equality (case-sensitive)</w:t>
-      </w:r>
-    </w:p>
-    <w:p>
-      <w:r>
-        <w:t xml:space="preserve">        </w:t>
-      </w:r>
-      <w:proofErr w:type="spellStart"/>
-      <w:r>
-        <w:t>System.out.println</w:t>
-      </w:r>
-      <w:proofErr w:type="spellEnd"/>
-      <w:r>
-        <w:t>("s</w:t>
-      </w:r>
-      <w:proofErr w:type="gramStart"/>
-      <w:r>
-        <w:t>1.equals</w:t>
-      </w:r>
-      <w:proofErr w:type="gramEnd"/>
-      <w:r>
-        <w:t>(s2</w:t>
-      </w:r>
-      <w:proofErr w:type="gramStart"/>
-      <w:r>
-        <w:t>) :</w:t>
-      </w:r>
-      <w:proofErr w:type="gramEnd"/>
-      <w:r>
-        <w:t xml:space="preserve"> " + s</w:t>
-      </w:r>
-      <w:proofErr w:type="gramStart"/>
-      <w:r>
-        <w:t>1.equals</w:t>
-      </w:r>
-      <w:proofErr w:type="gramEnd"/>
-      <w:r>
-        <w:t>(s2)); // true (same content)</w:t>
-      </w:r>
-    </w:p>
-    <w:p>
-      <w:r>
-        <w:t xml:space="preserve">        </w:t>
-      </w:r>
-      <w:proofErr w:type="spellStart"/>
-      <w:r>
-        <w:t>System.out.println</w:t>
-      </w:r>
-      <w:proofErr w:type="spellEnd"/>
-      <w:r>
-        <w:t>("s</w:t>
-      </w:r>
-      <w:proofErr w:type="gramStart"/>
-      <w:r>
-        <w:t>1.equals</w:t>
-      </w:r>
-      <w:proofErr w:type="gramEnd"/>
-      <w:r>
-        <w:t>(s3</w:t>
-      </w:r>
-      <w:proofErr w:type="gramStart"/>
-      <w:r>
-        <w:t>) :</w:t>
-      </w:r>
-      <w:proofErr w:type="gramEnd"/>
-      <w:r>
-        <w:t xml:space="preserve"> " + s</w:t>
-      </w:r>
-      <w:proofErr w:type="gramStart"/>
-      <w:r>
-        <w:t>1.equals</w:t>
-      </w:r>
-      <w:proofErr w:type="gramEnd"/>
-      <w:r>
-        <w:t>(s3)); // true (same content, different objects)</w:t>
-      </w:r>
-    </w:p>
-    <w:p>
-      <w:r>
-        <w:t xml:space="preserve">        </w:t>
-      </w:r>
-      <w:proofErr w:type="spellStart"/>
-      <w:r>
-        <w:t>System.out.println</w:t>
-      </w:r>
-      <w:proofErr w:type="spellEnd"/>
-      <w:r>
-        <w:t>("s</w:t>
-      </w:r>
-      <w:proofErr w:type="gramStart"/>
-      <w:r>
-        <w:t>1.equals</w:t>
-      </w:r>
-      <w:proofErr w:type="gramEnd"/>
-      <w:r>
-        <w:t>(s4</w:t>
-      </w:r>
-      <w:proofErr w:type="gramStart"/>
-      <w:r>
-        <w:t>) :</w:t>
-      </w:r>
-      <w:proofErr w:type="gramEnd"/>
-      <w:r>
-        <w:t xml:space="preserve"> " + s</w:t>
-      </w:r>
-      <w:proofErr w:type="gramStart"/>
-      <w:r>
-        <w:t>1.equals</w:t>
-      </w:r>
-      <w:proofErr w:type="gramEnd"/>
-      <w:r>
-        <w:t>(s4)); // false (case differs)</w:t>
-      </w:r>
-    </w:p>
-    <w:p/>
-    <w:p>
-      <w:r>
-        <w:t xml:space="preserve">        // </w:t>
-      </w:r>
-      <w:proofErr w:type="spellStart"/>
-      <w:proofErr w:type="gramStart"/>
-      <w:r>
-        <w:t>equalsIgnoreCase</w:t>
-      </w:r>
-      <w:proofErr w:type="spellEnd"/>
-      <w:r>
-        <w:t>(</w:t>
-      </w:r>
-      <w:proofErr w:type="gramEnd"/>
-      <w:r>
-        <w:t>) ignores case differences</w:t>
-      </w:r>
-    </w:p>
-    <w:p>
-      <w:r>
-        <w:t xml:space="preserve">        </w:t>
-      </w:r>
-      <w:proofErr w:type="spellStart"/>
-      <w:r>
-        <w:t>System.out.println</w:t>
-      </w:r>
-      <w:proofErr w:type="spellEnd"/>
-      <w:r>
-        <w:t>("s</w:t>
-      </w:r>
-      <w:proofErr w:type="gramStart"/>
-      <w:r>
-        <w:t>1.equalsIgnoreCase</w:t>
-      </w:r>
-      <w:proofErr w:type="gramEnd"/>
-      <w:r>
-        <w:t>(s4</w:t>
-      </w:r>
-      <w:proofErr w:type="gramStart"/>
-      <w:r>
-        <w:t>) :</w:t>
-      </w:r>
-      <w:proofErr w:type="gramEnd"/>
-      <w:r>
-        <w:t xml:space="preserve"> " + s</w:t>
-      </w:r>
-      <w:proofErr w:type="gramStart"/>
-      <w:r>
-        <w:t>1.equalsIgnoreCase</w:t>
-      </w:r>
-      <w:proofErr w:type="gramEnd"/>
-      <w:r>
-        <w:t>(s4)); // true</w:t>
-      </w:r>
-    </w:p>
-    <w:p>
-      <w:r>
-        <w:t xml:space="preserve">        </w:t>
-      </w:r>
-      <w:proofErr w:type="spellStart"/>
-      <w:r>
-        <w:t>System.out.println</w:t>
-      </w:r>
-      <w:proofErr w:type="spellEnd"/>
-      <w:r>
-        <w:t>("s</w:t>
-      </w:r>
-      <w:proofErr w:type="gramStart"/>
-      <w:r>
-        <w:t>1.equalsIgnoreCase</w:t>
-      </w:r>
-      <w:proofErr w:type="gramEnd"/>
-      <w:r>
-        <w:t>(s5</w:t>
-      </w:r>
-      <w:proofErr w:type="gramStart"/>
-      <w:r>
-        <w:t>) :</w:t>
-      </w:r>
-      <w:proofErr w:type="gramEnd"/>
-      <w:r>
-        <w:t xml:space="preserve"> " + s</w:t>
-      </w:r>
-      <w:proofErr w:type="gramStart"/>
-      <w:r>
-        <w:t>1.equalsIgnoreCase</w:t>
-      </w:r>
-      <w:proofErr w:type="gramEnd"/>
-      <w:r>
-        <w:t>(s5)); // false</w:t>
-      </w:r>
-    </w:p>
-    <w:p/>
-    <w:p>
-      <w:r>
-        <w:t xml:space="preserve">        // </w:t>
-      </w:r>
-      <w:proofErr w:type="spellStart"/>
-      <w:proofErr w:type="gramStart"/>
-      <w:r>
-        <w:t>compareTo</w:t>
-      </w:r>
-      <w:proofErr w:type="spellEnd"/>
-      <w:r>
-        <w:t>(</w:t>
-      </w:r>
-      <w:proofErr w:type="gramEnd"/>
-      <w:r>
-        <w:t>) gives lexicographic ordering</w:t>
-      </w:r>
-    </w:p>
-    <w:p>
-      <w:r>
-        <w:t xml:space="preserve">        </w:t>
-      </w:r>
-      <w:proofErr w:type="spellStart"/>
-      <w:r>
-        <w:t>System.out.println</w:t>
-      </w:r>
-      <w:proofErr w:type="spellEnd"/>
-      <w:r>
-        <w:t>("s</w:t>
-      </w:r>
-      <w:proofErr w:type="gramStart"/>
-      <w:r>
-        <w:t>1.compareTo</w:t>
-      </w:r>
-      <w:proofErr w:type="gramEnd"/>
-      <w:r>
-        <w:t>(s2</w:t>
-      </w:r>
-      <w:proofErr w:type="gramStart"/>
-      <w:r>
-        <w:t>) :</w:t>
-      </w:r>
-      <w:proofErr w:type="gramEnd"/>
-      <w:r>
-        <w:t xml:space="preserve"> " + s</w:t>
-      </w:r>
-      <w:proofErr w:type="gramStart"/>
-      <w:r>
-        <w:t>1.compareTo</w:t>
-      </w:r>
-      <w:proofErr w:type="gramEnd"/>
-      <w:r>
-        <w:t xml:space="preserve">(s2)); </w:t>
-      </w:r>
-    </w:p>
-    <w:p>
-      <w:r>
-        <w:t xml:space="preserve">        </w:t>
-      </w:r>
-      <w:proofErr w:type="spellStart"/>
-      <w:r>
-        <w:t>System.out.println</w:t>
-      </w:r>
-      <w:proofErr w:type="spellEnd"/>
-      <w:r>
-        <w:t>("s</w:t>
-      </w:r>
-      <w:proofErr w:type="gramStart"/>
-      <w:r>
-        <w:t>1.compareTo</w:t>
-      </w:r>
-      <w:proofErr w:type="gramEnd"/>
-      <w:r>
-        <w:t>(s5</w:t>
-      </w:r>
-      <w:proofErr w:type="gramStart"/>
-      <w:r>
-        <w:t>) :</w:t>
-      </w:r>
-      <w:proofErr w:type="gramEnd"/>
-      <w:r>
-        <w:t xml:space="preserve"> " + s</w:t>
-      </w:r>
-      <w:proofErr w:type="gramStart"/>
-      <w:r>
-        <w:t>1.compareTo</w:t>
-      </w:r>
-      <w:proofErr w:type="gramEnd"/>
-      <w:r>
-        <w:t xml:space="preserve">(s5)); </w:t>
-      </w:r>
-    </w:p>
-    <w:p>
-      <w:r>
-        <w:t xml:space="preserve">        </w:t>
-      </w:r>
-      <w:proofErr w:type="spellStart"/>
-      <w:r>
-        <w:t>System.out.println</w:t>
-      </w:r>
-      <w:proofErr w:type="spellEnd"/>
-      <w:r>
-        <w:t>("s</w:t>
-      </w:r>
-      <w:proofErr w:type="gramStart"/>
-      <w:r>
-        <w:t>5.compareTo</w:t>
-      </w:r>
-      <w:proofErr w:type="gramEnd"/>
-      <w:r>
-        <w:t>(s1</w:t>
-      </w:r>
-      <w:proofErr w:type="gramStart"/>
-      <w:r>
-        <w:t>) :</w:t>
-      </w:r>
-      <w:proofErr w:type="gramEnd"/>
-      <w:r>
-        <w:t xml:space="preserve"> " + s</w:t>
-      </w:r>
-      <w:proofErr w:type="gramStart"/>
-      <w:r>
-        <w:t>5.compareTo</w:t>
-      </w:r>
-      <w:proofErr w:type="gramEnd"/>
-      <w:r>
-        <w:t xml:space="preserve">(s1)); </w:t>
-      </w:r>
-    </w:p>
-    <w:p>
-      <w:r>
-        <w:t xml:space="preserve">        </w:t>
-      </w:r>
-      <w:proofErr w:type="spellStart"/>
-      <w:r>
-        <w:t>System.out.println</w:t>
-      </w:r>
-      <w:proofErr w:type="spellEnd"/>
-      <w:r>
-        <w:t>("s</w:t>
-      </w:r>
-      <w:proofErr w:type="gramStart"/>
-      <w:r>
-        <w:t>1.compareTo</w:t>
-      </w:r>
-      <w:proofErr w:type="gramEnd"/>
-      <w:r>
-        <w:t>(s4</w:t>
-      </w:r>
-      <w:proofErr w:type="gramStart"/>
-      <w:r>
-        <w:t>) :</w:t>
-      </w:r>
-      <w:proofErr w:type="gramEnd"/>
-      <w:r>
-        <w:t xml:space="preserve"> " + s</w:t>
-      </w:r>
-      <w:proofErr w:type="gramStart"/>
-      <w:r>
-        <w:t>1.compareTo</w:t>
-      </w:r>
-      <w:proofErr w:type="gramEnd"/>
-      <w:r>
-        <w:t xml:space="preserve">(s4)); </w:t>
-      </w:r>
-    </w:p>
-    <w:p>
-      <w:r>
-        <w:t xml:space="preserve">    }</w:t>
-      </w:r>
-    </w:p>
-    <w:p>
-      <w:r>
-        <w:t>}</w:t>
-      </w:r>
-      <w:r>
-        <w:br/>
+    <w:p>
+      <w:pPr>
+        <w:rPr>
+          <w:b/>
+          <w:bCs/>
+        </w:rPr>
+      </w:pPr>
+    </w:p>
+    <w:p>
+      <w:pPr>
+        <w:rPr>
+          <w:b/>
+          <w:bCs/>
+        </w:rPr>
+      </w:pPr>
+      <w:r>
+        <w:rPr>
+          <w:b/>
+          <w:bCs/>
+        </w:rPr>
+        <w:t>OUTPUT:</w:t>
+      </w:r>
+    </w:p>
+    <w:p>
+      <w:r>
+        <w:t>Checksum Source: M123|ORD456|1000|INR|</w:t>
       </w:r>
     </w:p>
     <w:sectPr>
@@ -2403,6 +1844,7 @@
   <w:style w:type="character" w:default="1" w:styleId="DefaultParagraphFont">
     <w:name w:val="Default Paragraph Font"/>
     <w:uiPriority w:val="1"/>
+    <w:semiHidden/>
     <w:unhideWhenUsed/>
   </w:style>
   <w:style w:type="table" w:default="1" w:styleId="TableNormal">
